--- a/docs/Паспорт_системы.docx
+++ b/docs/Паспорт_системы.docx
@@ -636,6 +636,45 @@
           <w:szCs w:val="22"/>
         </w:rPr>
         <w:t xml:space="preserve">Совместная работа: обсуждения дашбордов, уведомления, избранное, поиск, статистика просмотров.</w:t>
+      </w:r>
+    </w:p>
+    <w:p>
+      <w:pPr>
+        <w:pStyle w:val="ListParagraph"/>
+        <w:numPr>
+          <w:ilvl w:val="0"/>
+          <w:numId w:val="2"/>
+        </w:numPr>
+        <w:spacing w:after="60" w:line="280"/>
+      </w:pPr>
+      <w:r>
+        <w:rPr>
+          <w:rFonts w:ascii="PT Sans" w:cs="PT Sans" w:eastAsia="PT Sans" w:hAnsi="PT Sans"/>
+          <w:color w:val="2c2a29"/>
+          <w:sz w:val="22"/>
+          <w:szCs w:val="22"/>
+        </w:rPr>
+        <w:t xml:space="preserve">Архив дашбордов: </w:t>
+      </w:r>
+      <w:r>
+        <w:rPr>
+          <w:rFonts w:ascii="PT Sans" w:cs="PT Sans" w:eastAsia="PT Sans" w:hAnsi="PT Sans"/>
+          <w:b/>
+          <w:bCs/>
+          <w:color w:val="2c2a29"/>
+          <w:sz w:val="22"/>
+          <w:szCs w:val="22"/>
+        </w:rPr>
+        <w:t xml:space="preserve">слепки данных</w:t>
+      </w:r>
+      <w:r>
+        <w:rPr>
+          <w:rFonts w:ascii="PT Sans" w:cs="PT Sans" w:eastAsia="PT Sans" w:hAnsi="PT Sans"/>
+          <w:color w:val="2c2a29"/>
+          <w:sz w:val="22"/>
+          <w:szCs w:val="22"/>
+        </w:rPr>
+        <w:t xml:space="preserve"> по месячным папкам (замороженные данные переживают ретенцию), темы с автоподсказкой, поиск, избирательный доступ, ежемесячная автоархивация по расписанию, Excel-экспорт слепка, аудит всех действий.</w:t>
       </w:r>
     </w:p>
     <w:p>

--- a/docs/Паспорт_системы.docx
+++ b/docs/Паспорт_системы.docx
@@ -812,7 +812,7 @@
           <w:sz w:val="22"/>
           <w:szCs w:val="22"/>
         </w:rPr>
-        <w:t xml:space="preserve">Справочники конвейера, уведомления (колокольчик), две темы оформления по фирменному стилю.</w:t>
+        <w:t xml:space="preserve">Справочники конвейера, уведомления (колокольчик), три темы оформления: светлая и тёмная «Мои Документы» и сине-золотая «МинЭк ДНР» (Brand Book 2026 Минэкономразвития ДНР).</w:t>
       </w:r>
     </w:p>
     <w:p>

--- a/docs/Паспорт_системы.docx
+++ b/docs/Паспорт_системы.docx
@@ -520,7 +520,7 @@
           <w:sz w:val="22"/>
           <w:szCs w:val="22"/>
         </w:rPr>
-        <w:t xml:space="preserve">16 типов виджетов: KPI, спидометр, план-факт, столбцы, линия, круговая, динамика, </w:t>
+        <w:t xml:space="preserve">17 типов виджетов: KPI, спидометр, план-факт, столбцы, линия, круговая, динамика, </w:t>
       </w:r>
       <w:r>
         <w:rPr>
@@ -540,7 +540,27 @@
           <w:sz w:val="22"/>
           <w:szCs w:val="22"/>
         </w:rPr>
-        <w:t xml:space="preserve">, сравнение (мультисерия), водопад, сравнение подразделений, таблица, тепловая карта, сводная, текст, картинка.</w:t>
+        <w:t xml:space="preserve">, сравнение (мультисерия), водопад, сравнение подразделений, </w:t>
+      </w:r>
+      <w:r>
+        <w:rPr>
+          <w:rFonts w:ascii="PT Sans" w:cs="PT Sans" w:eastAsia="PT Sans" w:hAnsi="PT Sans"/>
+          <w:b/>
+          <w:bCs/>
+          <w:color w:val="2c2a29"/>
+          <w:sz w:val="22"/>
+          <w:szCs w:val="22"/>
+        </w:rPr>
+        <w:t xml:space="preserve">сравнение источников</w:t>
+      </w:r>
+      <w:r>
+        <w:rPr>
+          <w:rFonts w:ascii="PT Sans" w:cs="PT Sans" w:eastAsia="PT Sans" w:hAnsi="PT Sans"/>
+          <w:color w:val="2c2a29"/>
+          <w:sz w:val="22"/>
+          <w:szCs w:val="22"/>
+        </w:rPr>
+        <w:t xml:space="preserve"> (разные датасеты/файлы на одном графике), таблица, тепловая карта, сводная, текст, картинка.</w:t>
       </w:r>
     </w:p>
     <w:p>

--- a/docs/Паспорт_системы.docx
+++ b/docs/Паспорт_системы.docx
@@ -2242,7 +2242,190 @@
           <w:sz w:val="32"/>
           <w:szCs w:val="32"/>
         </w:rPr>
-        <w:t xml:space="preserve">9. Состав поставки</w:t>
+        <w:t xml:space="preserve">9. Дополнено после 31.07.2026</w:t>
+      </w:r>
+    </w:p>
+    <w:p>
+      <w:pPr>
+        <w:spacing w:after="120" w:line="300"/>
+      </w:pPr>
+      <w:r>
+        <w:rPr>
+          <w:rFonts w:ascii="PT Sans" w:cs="PT Sans" w:eastAsia="PT Sans" w:hAnsi="PT Sans"/>
+          <w:color w:val="2c2a29"/>
+          <w:sz w:val="22"/>
+          <w:szCs w:val="22"/>
+        </w:rPr>
+        <w:t xml:space="preserve">Возможности, добавленные после предыдущей редакции паспорта. Разделы 1–8 остаются в силе.</w:t>
+      </w:r>
+    </w:p>
+    <w:p>
+      <w:pPr>
+        <w:pStyle w:val="ListParagraph"/>
+        <w:numPr>
+          <w:ilvl w:val="0"/>
+          <w:numId w:val="2"/>
+        </w:numPr>
+        <w:spacing w:after="60" w:line="280"/>
+      </w:pPr>
+      <w:r>
+        <w:rPr>
+          <w:rFonts w:ascii="PT Sans" w:cs="PT Sans" w:eastAsia="PT Sans" w:hAnsi="PT Sans"/>
+          <w:color w:val="2c2a29"/>
+          <w:sz w:val="22"/>
+          <w:szCs w:val="22"/>
+        </w:rPr>
+        <w:t xml:space="preserve">Личный кабинет и обращения — профиль пользователя с историей своих действий; двусторонняя переписка «пользователь ↔ администратор», в том числе с экрана входа для заблокированной учётной записи.</w:t>
+      </w:r>
+    </w:p>
+    <w:p>
+      <w:pPr>
+        <w:pStyle w:val="ListParagraph"/>
+        <w:numPr>
+          <w:ilvl w:val="0"/>
+          <w:numId w:val="2"/>
+        </w:numPr>
+        <w:spacing w:after="60" w:line="280"/>
+      </w:pPr>
+      <w:r>
+        <w:rPr>
+          <w:rFonts w:ascii="PT Sans" w:cs="PT Sans" w:eastAsia="PT Sans" w:hAnsi="PT Sans"/>
+          <w:color w:val="2c2a29"/>
+          <w:sz w:val="22"/>
+          <w:szCs w:val="22"/>
+        </w:rPr>
+        <w:t xml:space="preserve">Папки дашбордов («банк отделов») — раскладка готовых дашбордов по папкам объектов, каскадный фильтр и массовое перемещение.</w:t>
+      </w:r>
+    </w:p>
+    <w:p>
+      <w:pPr>
+        <w:pStyle w:val="ListParagraph"/>
+        <w:numPr>
+          <w:ilvl w:val="0"/>
+          <w:numId w:val="2"/>
+        </w:numPr>
+        <w:spacing w:after="60" w:line="280"/>
+      </w:pPr>
+      <w:r>
+        <w:rPr>
+          <w:rFonts w:ascii="PT Sans" w:cs="PT Sans" w:eastAsia="PT Sans" w:hAnsi="PT Sans"/>
+          <w:color w:val="2c2a29"/>
+          <w:sz w:val="22"/>
+          <w:szCs w:val="22"/>
+        </w:rPr>
+        <w:t xml:space="preserve">Витрины — именованные подборки из нескольких целых дашбордов на одном экране, порядок панелей перетаскиванием, данные одним пакетным запросом.</w:t>
+      </w:r>
+    </w:p>
+    <w:p>
+      <w:pPr>
+        <w:pStyle w:val="ListParagraph"/>
+        <w:numPr>
+          <w:ilvl w:val="0"/>
+          <w:numId w:val="2"/>
+        </w:numPr>
+        <w:spacing w:after="60" w:line="280"/>
+      </w:pPr>
+      <w:r>
+        <w:rPr>
+          <w:rFonts w:ascii="PT Sans" w:cs="PT Sans" w:eastAsia="PT Sans" w:hAnsi="PT Sans"/>
+          <w:color w:val="2c2a29"/>
+          <w:sz w:val="22"/>
+          <w:szCs w:val="22"/>
+        </w:rPr>
+        <w:t xml:space="preserve">Обнаружение аномалий — отметка выбросов на графиках динамики относительно линии тренда (статистика, без ИИ; порог настраивается).</w:t>
+      </w:r>
+    </w:p>
+    <w:p>
+      <w:pPr>
+        <w:pStyle w:val="ListParagraph"/>
+        <w:numPr>
+          <w:ilvl w:val="0"/>
+          <w:numId w:val="2"/>
+        </w:numPr>
+        <w:spacing w:after="60" w:line="280"/>
+      </w:pPr>
+      <w:r>
+        <w:rPr>
+          <w:rFonts w:ascii="PT Sans" w:cs="PT Sans" w:eastAsia="PT Sans" w:hAnsi="PT Sans"/>
+          <w:color w:val="2c2a29"/>
+          <w:sz w:val="22"/>
+          <w:szCs w:val="22"/>
+        </w:rPr>
+        <w:t xml:space="preserve">Рекомендательная система — подсказки недостающих виджетов (с учётом уже построенного) и черновики производных метрик семи типов.</w:t>
+      </w:r>
+    </w:p>
+    <w:p>
+      <w:pPr>
+        <w:pStyle w:val="ListParagraph"/>
+        <w:numPr>
+          <w:ilvl w:val="0"/>
+          <w:numId w:val="2"/>
+        </w:numPr>
+        <w:spacing w:after="60" w:line="280"/>
+      </w:pPr>
+      <w:r>
+        <w:rPr>
+          <w:rFonts w:ascii="PT Sans" w:cs="PT Sans" w:eastAsia="PT Sans" w:hAnsi="PT Sans"/>
+          <w:color w:val="2c2a29"/>
+          <w:sz w:val="22"/>
+          <w:szCs w:val="22"/>
+        </w:rPr>
+        <w:t xml:space="preserve">Ретенция в интерфейсе — предпросмотр состава удаляемых данных и ручной запуск с подтверждением, без обращения к API.</w:t>
+      </w:r>
+    </w:p>
+    <w:p>
+      <w:pPr>
+        <w:pStyle w:val="ListParagraph"/>
+        <w:numPr>
+          <w:ilvl w:val="0"/>
+          <w:numId w:val="2"/>
+        </w:numPr>
+        <w:spacing w:after="60" w:line="280"/>
+      </w:pPr>
+      <w:r>
+        <w:rPr>
+          <w:rFonts w:ascii="PT Sans" w:cs="PT Sans" w:eastAsia="PT Sans" w:hAnsi="PT Sans"/>
+          <w:color w:val="2c2a29"/>
+          <w:sz w:val="22"/>
+          <w:szCs w:val="22"/>
+        </w:rPr>
+        <w:t xml:space="preserve">Отзыв сессий — смена или сброс пароля делает ранее выданные токены недействительными; блокировка учётной записи действует немедленно.</w:t>
+      </w:r>
+    </w:p>
+    <w:p>
+      <w:pPr>
+        <w:pStyle w:val="ListParagraph"/>
+        <w:numPr>
+          <w:ilvl w:val="0"/>
+          <w:numId w:val="2"/>
+        </w:numPr>
+        <w:spacing w:after="60" w:line="280"/>
+      </w:pPr>
+      <w:r>
+        <w:rPr>
+          <w:rFonts w:ascii="PT Sans" w:cs="PT Sans" w:eastAsia="PT Sans" w:hAnsi="PT Sans"/>
+          <w:color w:val="2c2a29"/>
+          <w:sz w:val="22"/>
+          <w:szCs w:val="22"/>
+        </w:rPr>
+        <w:t xml:space="preserve">Отчёт активности пользователя — входы, действия, выгрузки и комментарии одного человека в одном окне; доступ администратора к журналам аудита выдаётся суперадминистратором явным грантом.</w:t>
+      </w:r>
+    </w:p>
+    <w:p>
+      <w:pPr>
+        <w:pStyle w:val="Heading1"/>
+        <w:spacing w:after="160" w:before="360"/>
+      </w:pPr>
+      <w:r>
+        <w:rPr>
+          <w:rFonts w:ascii="PT Sans" w:cs="PT Sans" w:eastAsia="PT Sans" w:hAnsi="PT Sans"/>
+          <w:b/>
+          <w:bCs/>
+          <w:color w:val="e04e39"/>
+          <w:sz w:val="32"/>
+          <w:szCs w:val="32"/>
+        </w:rPr>
+        <w:t xml:space="preserve">10. Состав поставки</w:t>
       </w:r>
     </w:p>
     <w:p>

--- a/docs/Паспорт_системы.docx
+++ b/docs/Паспорт_системы.docx
@@ -2413,6 +2413,101 @@
     </w:p>
     <w:p>
       <w:pPr>
+        <w:pStyle w:val="ListParagraph"/>
+        <w:numPr>
+          <w:ilvl w:val="0"/>
+          <w:numId w:val="2"/>
+        </w:numPr>
+        <w:spacing w:after="60" w:line="280"/>
+      </w:pPr>
+      <w:r>
+        <w:rPr>
+          <w:rFonts w:ascii="PT Sans" w:cs="PT Sans" w:eastAsia="PT Sans" w:hAnsi="PT Sans"/>
+          <w:color w:val="2c2a29"/>
+          <w:sz w:val="22"/>
+          <w:szCs w:val="22"/>
+        </w:rPr>
+        <w:t xml:space="preserve">Конструктор разметки документа — лист показывается «как в Excel» (объединения, номера строк, буквы столбцов); область данных задаётся мышью, служебные строки и столбцы снимаются кликом, поддержаны транспонирование и режим отдельных ячеек. Черновик дашборда пересчитывается прямо в конструкторе.</w:t>
+      </w:r>
+    </w:p>
+    <w:p>
+      <w:pPr>
+        <w:pStyle w:val="ListParagraph"/>
+        <w:numPr>
+          <w:ilvl w:val="0"/>
+          <w:numId w:val="2"/>
+        </w:numPr>
+        <w:spacing w:after="60" w:line="280"/>
+      </w:pPr>
+      <w:r>
+        <w:rPr>
+          <w:rFonts w:ascii="PT Sans" w:cs="PT Sans" w:eastAsia="PT Sans" w:hAnsi="PT Sans"/>
+          <w:color w:val="2c2a29"/>
+          <w:sz w:val="22"/>
+          <w:szCs w:val="22"/>
+        </w:rPr>
+        <w:t xml:space="preserve">Готовые рецепты метрик (20 шт.) — показатель заводится без знания языка формул: выбор рецепта и столбцов, сборка и проверка формулы на стороне сервера.</w:t>
+      </w:r>
+    </w:p>
+    <w:p>
+      <w:pPr>
+        <w:pStyle w:val="ListParagraph"/>
+        <w:numPr>
+          <w:ilvl w:val="0"/>
+          <w:numId w:val="2"/>
+        </w:numPr>
+        <w:spacing w:after="60" w:line="280"/>
+      </w:pPr>
+      <w:r>
+        <w:rPr>
+          <w:rFonts w:ascii="PT Sans" w:cs="PT Sans" w:eastAsia="PT Sans" w:hAnsi="PT Sans"/>
+          <w:color w:val="2c2a29"/>
+          <w:sz w:val="22"/>
+          <w:szCs w:val="22"/>
+        </w:rPr>
+        <w:t xml:space="preserve">Предложения показателей из анализа данных — разбор названий столбцов и поиск связок по самим числам; каждое предложение перед показом вычисляется на реальных данных, значение видно до создания метрики.</w:t>
+      </w:r>
+    </w:p>
+    <w:p>
+      <w:pPr>
+        <w:pStyle w:val="ListParagraph"/>
+        <w:numPr>
+          <w:ilvl w:val="0"/>
+          <w:numId w:val="2"/>
+        </w:numPr>
+        <w:spacing w:after="60" w:line="280"/>
+      </w:pPr>
+      <w:r>
+        <w:rPr>
+          <w:rFonts w:ascii="PT Sans" w:cs="PT Sans" w:eastAsia="PT Sans" w:hAnsi="PT Sans"/>
+          <w:color w:val="2c2a29"/>
+          <w:sz w:val="22"/>
+          <w:szCs w:val="22"/>
+        </w:rPr>
+        <w:t xml:space="preserve">Автоматическое описание показателя — расшифровка формулы на русском языке с источниками и периодичностью; сохраняется только после проверки модератором.</w:t>
+      </w:r>
+    </w:p>
+    <w:p>
+      <w:pPr>
+        <w:pStyle w:val="ListParagraph"/>
+        <w:numPr>
+          <w:ilvl w:val="0"/>
+          <w:numId w:val="2"/>
+        </w:numPr>
+        <w:spacing w:after="60" w:line="280"/>
+      </w:pPr>
+      <w:r>
+        <w:rPr>
+          <w:rFonts w:ascii="PT Sans" w:cs="PT Sans" w:eastAsia="PT Sans" w:hAnsi="PT Sans"/>
+          <w:color w:val="2c2a29"/>
+          <w:sz w:val="22"/>
+          <w:szCs w:val="22"/>
+        </w:rPr>
+        <w:t xml:space="preserve">Интерфейс зрителя сведён к списку разрешённых дашбордов и личному кабинету; рабочие разделы скрыты.</w:t>
+      </w:r>
+    </w:p>
+    <w:p>
+      <w:pPr>
         <w:pStyle w:val="Heading1"/>
         <w:spacing w:after="160" w:before="360"/>
       </w:pPr>

--- a/docs/Паспорт_системы.docx
+++ b/docs/Паспорт_системы.docx
@@ -82,7 +82,7 @@
           <w:sz w:val="22"/>
           <w:szCs w:val="22"/>
         </w:rPr>
-        <w:t xml:space="preserve">Версия 1.1 · июль 2026</w:t>
+        <w:t xml:space="preserve">Версия 1.2 · август 2026</w:t>
       </w:r>
     </w:p>
     <w:p>
@@ -96,7 +96,7 @@
           <w:sz w:val="22"/>
           <w:szCs w:val="22"/>
         </w:rPr>
-        <w:t xml:space="preserve">ГБУ «МФЦ ДНР» · первое внедрение · июль 2026</w:t>
+        <w:t xml:space="preserve">ГБУ «МФЦ ДНР» · первое внедрение · август 2026</w:t>
       </w:r>
     </w:p>
     <w:p>

--- a/docs/Паспорт_системы.docx
+++ b/docs/Паспорт_системы.docx
@@ -2503,6 +2503,158 @@
           <w:sz w:val="22"/>
           <w:szCs w:val="22"/>
         </w:rPr>
+        <w:t xml:space="preserve">Автоматический конвейер данных — загруженный файл сам доходит до состояния «данные подготовлены»: распознавание запускается при загрузке, разметка подставляется из шаблона объекта, структура сверяется с прошлым выпуском, а при изменении бланка система называет, ЧТО именно изменилось. Проверки качества сверяют новый отчёт с прошлым (накопительный итог не уменьшается, недельное не больше накопительного, строки не перенесены без изменения).</w:t>
+      </w:r>
+    </w:p>
+    <w:p>
+      <w:pPr>
+        <w:pStyle w:val="ListParagraph"/>
+        <w:numPr>
+          <w:ilvl w:val="0"/>
+          <w:numId w:val="2"/>
+        </w:numPr>
+        <w:spacing w:after="60" w:line="280"/>
+      </w:pPr>
+      <w:r>
+        <w:rPr>
+          <w:rFonts w:ascii="PT Sans" w:cs="PT Sans" w:eastAsia="PT Sans" w:hAnsi="PT Sans"/>
+          <w:color w:val="2c2a29"/>
+          <w:sz w:val="22"/>
+          <w:szCs w:val="22"/>
+        </w:rPr>
+        <w:t xml:space="preserve">Мастер сборки дашборда — состав виден до создания, выбор показателей и блоков галочками, страницы по смыслу («Обзор», «Динамика», «Первичные данные»), вид виджета по роли показателя, страницы-срезы по отчётным датам, сборка по конкретному файлу с закреплением за его датой, пересборка существующего дашборда вместо создания нового.</w:t>
+      </w:r>
+    </w:p>
+    <w:p>
+      <w:pPr>
+        <w:pStyle w:val="ListParagraph"/>
+        <w:numPr>
+          <w:ilvl w:val="0"/>
+          <w:numId w:val="2"/>
+        </w:numPr>
+        <w:spacing w:after="60" w:line="280"/>
+      </w:pPr>
+      <w:r>
+        <w:rPr>
+          <w:rFonts w:ascii="PT Sans" w:cs="PT Sans" w:eastAsia="PT Sans" w:hAnsi="PT Sans"/>
+          <w:color w:val="2c2a29"/>
+          <w:sz w:val="22"/>
+          <w:szCs w:val="22"/>
+        </w:rPr>
+        <w:t xml:space="preserve">Аналитика папки объекта — свод показателей с приростом, состояние данных (ритм поступления формы, пропущенные отчёты названы датами, застрявшие файлы поимённо), покрытие показателей виджетами и сравнение объектов по одноимённым показателям.</w:t>
+      </w:r>
+    </w:p>
+    <w:p>
+      <w:pPr>
+        <w:pStyle w:val="ListParagraph"/>
+        <w:numPr>
+          <w:ilvl w:val="0"/>
+          <w:numId w:val="2"/>
+        </w:numPr>
+        <w:spacing w:after="60" w:line="280"/>
+      </w:pPr>
+      <w:r>
+        <w:rPr>
+          <w:rFonts w:ascii="PT Sans" w:cs="PT Sans" w:eastAsia="PT Sans" w:hAnsi="PT Sans"/>
+          <w:color w:val="2c2a29"/>
+          <w:sz w:val="22"/>
+          <w:szCs w:val="22"/>
+        </w:rPr>
+        <w:t xml:space="preserve">Раздел «Руководителю» — подборка отчётов с главными цифрами и приростом прямо на плитке. Состав подборки отделён от доступа: отметка отчёта его не открывает, права по-прежнему решают гранты.</w:t>
+      </w:r>
+    </w:p>
+    <w:p>
+      <w:pPr>
+        <w:pStyle w:val="ListParagraph"/>
+        <w:numPr>
+          <w:ilvl w:val="0"/>
+          <w:numId w:val="2"/>
+        </w:numPr>
+        <w:spacing w:after="60" w:line="280"/>
+      </w:pPr>
+      <w:r>
+        <w:rPr>
+          <w:rFonts w:ascii="PT Sans" w:cs="PT Sans" w:eastAsia="PT Sans" w:hAnsi="PT Sans"/>
+          <w:color w:val="2c2a29"/>
+          <w:sz w:val="22"/>
+          <w:szCs w:val="22"/>
+        </w:rPr>
+        <w:t xml:space="preserve">Фильтр периода выбирает отчёт — на всех виджетах, а не только на графике динамики; при отсутствии отчётов за период система говорит об этом прямо, вместо подстановки свежих данных.</w:t>
+      </w:r>
+    </w:p>
+    <w:p>
+      <w:pPr>
+        <w:pStyle w:val="ListParagraph"/>
+        <w:numPr>
+          <w:ilvl w:val="0"/>
+          <w:numId w:val="2"/>
+        </w:numPr>
+        <w:spacing w:after="60" w:line="280"/>
+      </w:pPr>
+      <w:r>
+        <w:rPr>
+          <w:rFonts w:ascii="PT Sans" w:cs="PT Sans" w:eastAsia="PT Sans" w:hAnsi="PT Sans"/>
+          <w:color w:val="2c2a29"/>
+          <w:sz w:val="22"/>
+          <w:szCs w:val="22"/>
+        </w:rPr>
+        <w:t xml:space="preserve">Обратная связь с контекстом — жалоба отправляется кнопкой с самого виджета и приходит с названием отчёта, показателя и значением, которое видел человек; запрос доступа к невидимому отчёту не раскрывает список чужих отчётов. Срок ответа задаётся в настройках и делает ожидание видимым в очереди.</w:t>
+      </w:r>
+    </w:p>
+    <w:p>
+      <w:pPr>
+        <w:pStyle w:val="ListParagraph"/>
+        <w:numPr>
+          <w:ilvl w:val="0"/>
+          <w:numId w:val="2"/>
+        </w:numPr>
+        <w:spacing w:after="60" w:line="280"/>
+      </w:pPr>
+      <w:r>
+        <w:rPr>
+          <w:rFonts w:ascii="PT Sans" w:cs="PT Sans" w:eastAsia="PT Sans" w:hAnsi="PT Sans"/>
+          <w:color w:val="2c2a29"/>
+          <w:sz w:val="22"/>
+          <w:szCs w:val="22"/>
+        </w:rPr>
+        <w:t xml:space="preserve">Переходы от цифры — меню «куда дальше»: где ещё показан показатель, соседи по форме (с заведением карточки по клику), доступна ли динамика. Связки выводятся из данных и не настраиваются вручную.</w:t>
+      </w:r>
+    </w:p>
+    <w:p>
+      <w:pPr>
+        <w:pStyle w:val="ListParagraph"/>
+        <w:numPr>
+          <w:ilvl w:val="0"/>
+          <w:numId w:val="2"/>
+        </w:numPr>
+        <w:spacing w:after="60" w:line="280"/>
+      </w:pPr>
+      <w:r>
+        <w:rPr>
+          <w:rFonts w:ascii="PT Sans" w:cs="PT Sans" w:eastAsia="PT Sans" w:hAnsi="PT Sans"/>
+          <w:color w:val="2c2a29"/>
+          <w:sz w:val="22"/>
+          <w:szCs w:val="22"/>
+        </w:rPr>
+        <w:t xml:space="preserve">19 типов виджетов, включая воронку (где теряются люди) и «светофор» по строкам формы с порогами нормы выполнения плана.</w:t>
+      </w:r>
+    </w:p>
+    <w:p>
+      <w:pPr>
+        <w:pStyle w:val="ListParagraph"/>
+        <w:numPr>
+          <w:ilvl w:val="0"/>
+          <w:numId w:val="2"/>
+        </w:numPr>
+        <w:spacing w:after="60" w:line="280"/>
+      </w:pPr>
+      <w:r>
+        <w:rPr>
+          <w:rFonts w:ascii="PT Sans" w:cs="PT Sans" w:eastAsia="PT Sans" w:hAnsi="PT Sans"/>
+          <w:color w:val="2c2a29"/>
+          <w:sz w:val="22"/>
+          <w:szCs w:val="22"/>
+        </w:rPr>
         <w:t xml:space="preserve">Интерфейс зрителя сведён к списку разрешённых дашбордов и личному кабинету; рабочие разделы скрыты.</w:t>
       </w:r>
     </w:p>

--- a/docs/Паспорт_системы.docx
+++ b/docs/Паспорт_системы.docx
@@ -520,7 +520,7 @@
           <w:sz w:val="22"/>
           <w:szCs w:val="22"/>
         </w:rPr>
-        <w:t xml:space="preserve">17 типов виджетов: KPI, спидометр, план-факт, столбцы, линия, круговая, динамика, </w:t>
+        <w:t xml:space="preserve">21 тип виджетов: KPI, спидометр, план-факт, столбцы, линия, круговая, динамика, </w:t>
       </w:r>
       <w:r>
         <w:rPr>
@@ -560,7 +560,7 @@
           <w:sz w:val="22"/>
           <w:szCs w:val="22"/>
         </w:rPr>
-        <w:t xml:space="preserve"> (разные датасеты/файлы на одном графике), таблица, тепловая карта, сводная, текст, картинка.</w:t>
+        <w:t xml:space="preserve"> (разные датасеты/файлы на одном графике), таблица, тепловая карта, сводная, воронка, «светофор», матрица «показатель × дата», карточка группы разрезов, текст, картинка.</w:t>
       </w:r>
     </w:p>
     <w:p>
@@ -2636,7 +2636,7 @@
           <w:sz w:val="22"/>
           <w:szCs w:val="22"/>
         </w:rPr>
-        <w:t xml:space="preserve">19 типов виджетов, включая воронку (где теряются люди) и «светофор» по строкам формы с порогами нормы выполнения плана.</w:t>
+        <w:t xml:space="preserve">21 тип виджетов: к воронке и «светофору» добавились матрица «показатель × дата» (как менялся каждый показатель по неделям) и карточка группы разрезов — один показатель во всех разрезах формы сразу, а не тремя-четырьмя одинаковыми карточками.</w:t>
       </w:r>
     </w:p>
     <w:p>
@@ -2656,6 +2656,291 @@
           <w:szCs w:val="22"/>
         </w:rPr>
         <w:t xml:space="preserve">Интерфейс зрителя сведён к списку разрешённых дашбордов и личному кабинету; рабочие разделы скрыты.</w:t>
+      </w:r>
+    </w:p>
+    <w:p>
+      <w:pPr>
+        <w:pStyle w:val="ListParagraph"/>
+        <w:numPr>
+          <w:ilvl w:val="0"/>
+          <w:numId w:val="2"/>
+        </w:numPr>
+        <w:spacing w:after="60" w:line="280"/>
+      </w:pPr>
+      <w:r>
+        <w:rPr>
+          <w:rFonts w:ascii="PT Sans" w:cs="PT Sans" w:eastAsia="PT Sans" w:hAnsi="PT Sans"/>
+          <w:color w:val="2c2a29"/>
+          <w:sz w:val="22"/>
+          <w:szCs w:val="22"/>
+        </w:rPr>
+        <w:t xml:space="preserve">Новая шапка дашборда — вкладки страниц, полоса контекста «данные на … · период · строка», строка «Как дела» и блок «На что посмотреть» с теми же проверками качества, что видит модератор перед выпуском.</w:t>
+      </w:r>
+    </w:p>
+    <w:p>
+      <w:pPr>
+        <w:pStyle w:val="ListParagraph"/>
+        <w:numPr>
+          <w:ilvl w:val="0"/>
+          <w:numId w:val="2"/>
+        </w:numPr>
+        <w:spacing w:after="60" w:line="280"/>
+      </w:pPr>
+      <w:r>
+        <w:rPr>
+          <w:rFonts w:ascii="PT Sans" w:cs="PT Sans" w:eastAsia="PT Sans" w:hAnsi="PT Sans"/>
+          <w:color w:val="2c2a29"/>
+          <w:sz w:val="22"/>
+          <w:szCs w:val="22"/>
+        </w:rPr>
+        <w:t xml:space="preserve">Режим раскладки «поток» — карточки/графики/таблицы считаются заново при каждой отрисовке вместо хранимых координат; не оставляет дыр после удаления виджета.</w:t>
+      </w:r>
+    </w:p>
+    <w:p>
+      <w:pPr>
+        <w:pStyle w:val="ListParagraph"/>
+        <w:numPr>
+          <w:ilvl w:val="0"/>
+          <w:numId w:val="2"/>
+        </w:numPr>
+        <w:spacing w:after="60" w:line="280"/>
+      </w:pPr>
+      <w:r>
+        <w:rPr>
+          <w:rFonts w:ascii="PT Sans" w:cs="PT Sans" w:eastAsia="PT Sans" w:hAnsi="PT Sans"/>
+          <w:color w:val="2c2a29"/>
+          <w:sz w:val="22"/>
+          <w:szCs w:val="22"/>
+        </w:rPr>
+        <w:t xml:space="preserve">«Призрак» прошлого отчёта на графиках — бледная пунктирная линия уровня предыдущего отчёта поверх текущих значений, сопоставление строк по названию, а не по порядку.</w:t>
+      </w:r>
+    </w:p>
+    <w:p>
+      <w:pPr>
+        <w:pStyle w:val="ListParagraph"/>
+        <w:numPr>
+          <w:ilvl w:val="0"/>
+          <w:numId w:val="2"/>
+        </w:numPr>
+        <w:spacing w:after="60" w:line="280"/>
+      </w:pPr>
+      <w:r>
+        <w:rPr>
+          <w:rFonts w:ascii="PT Sans" w:cs="PT Sans" w:eastAsia="PT Sans" w:hAnsi="PT Sans"/>
+          <w:color w:val="2c2a29"/>
+          <w:sz w:val="22"/>
+          <w:szCs w:val="22"/>
+        </w:rPr>
+        <w:t xml:space="preserve">Матрица «показатель × дата» — сравнение по неделям в одной таблице: значение и прирост к прошлому отчёту в каждой ячейке.</w:t>
+      </w:r>
+    </w:p>
+    <w:p>
+      <w:pPr>
+        <w:pStyle w:val="ListParagraph"/>
+        <w:numPr>
+          <w:ilvl w:val="0"/>
+          <w:numId w:val="2"/>
+        </w:numPr>
+        <w:spacing w:after="60" w:line="280"/>
+      </w:pPr>
+      <w:r>
+        <w:rPr>
+          <w:rFonts w:ascii="PT Sans" w:cs="PT Sans" w:eastAsia="PT Sans" w:hAnsi="PT Sans"/>
+          <w:color w:val="2c2a29"/>
+          <w:sz w:val="22"/>
+          <w:szCs w:val="22"/>
+        </w:rPr>
+        <w:t xml:space="preserve">Внутренняя сверка формы и предпросмотр выпуска — арифметика внутри отчёта (сумма по строкам, план/факт в одном разрезе) и предпросмотр «что изменится на дашбордах» до нажатия «Выпустить», с поимённым списком виджетов под риском.</w:t>
+      </w:r>
+    </w:p>
+    <w:p>
+      <w:pPr>
+        <w:pStyle w:val="ListParagraph"/>
+        <w:numPr>
+          <w:ilvl w:val="0"/>
+          <w:numId w:val="2"/>
+        </w:numPr>
+        <w:spacing w:after="60" w:line="280"/>
+      </w:pPr>
+      <w:r>
+        <w:rPr>
+          <w:rFonts w:ascii="PT Sans" w:cs="PT Sans" w:eastAsia="PT Sans" w:hAnsi="PT Sans"/>
+          <w:color w:val="2c2a29"/>
+          <w:sz w:val="22"/>
+          <w:szCs w:val="22"/>
+        </w:rPr>
+        <w:t xml:space="preserve">Календарь поступлений — год плитками по неделям: выпущено / пришло без выпуска / не распознано / не поступило; ритм признаётся только по устойчивой истории отчётов.</w:t>
+      </w:r>
+    </w:p>
+    <w:p>
+      <w:pPr>
+        <w:pStyle w:val="ListParagraph"/>
+        <w:numPr>
+          <w:ilvl w:val="0"/>
+          <w:numId w:val="2"/>
+        </w:numPr>
+        <w:spacing w:after="60" w:line="280"/>
+      </w:pPr>
+      <w:r>
+        <w:rPr>
+          <w:rFonts w:ascii="PT Sans" w:cs="PT Sans" w:eastAsia="PT Sans" w:hAnsi="PT Sans"/>
+          <w:color w:val="2c2a29"/>
+          <w:sz w:val="22"/>
+          <w:szCs w:val="22"/>
+        </w:rPr>
+        <w:t xml:space="preserve">Замечание к конкретной цифре — комментарий, привязанный к отчётной дате и (при выборе строки) к её названию; лента честно отмечает, если открыт уже другой отчёт.</w:t>
+      </w:r>
+    </w:p>
+    <w:p>
+      <w:pPr>
+        <w:pStyle w:val="ListParagraph"/>
+        <w:numPr>
+          <w:ilvl w:val="0"/>
+          <w:numId w:val="2"/>
+        </w:numPr>
+        <w:spacing w:after="60" w:line="280"/>
+      </w:pPr>
+      <w:r>
+        <w:rPr>
+          <w:rFonts w:ascii="PT Sans" w:cs="PT Sans" w:eastAsia="PT Sans" w:hAnsi="PT Sans"/>
+          <w:color w:val="2c2a29"/>
+          <w:sz w:val="22"/>
+          <w:szCs w:val="22"/>
+        </w:rPr>
+        <w:t xml:space="preserve">Выгрузка одного виджета в Excel — с теми же фильтрами, что применены на странице, и листом «Содержание».</w:t>
+      </w:r>
+    </w:p>
+    <w:p>
+      <w:pPr>
+        <w:pStyle w:val="ListParagraph"/>
+        <w:numPr>
+          <w:ilvl w:val="0"/>
+          <w:numId w:val="2"/>
+        </w:numPr>
+        <w:spacing w:after="60" w:line="280"/>
+      </w:pPr>
+      <w:r>
+        <w:rPr>
+          <w:rFonts w:ascii="PT Sans" w:cs="PT Sans" w:eastAsia="PT Sans" w:hAnsi="PT Sans"/>
+          <w:color w:val="2c2a29"/>
+          <w:sz w:val="22"/>
+          <w:szCs w:val="22"/>
+        </w:rPr>
+        <w:t xml:space="preserve">Владелец показателя — жалобы с виджета уходят ответственному сотруднику дополнительно к общей очереди управляющих, а не вместо неё.</w:t>
+      </w:r>
+    </w:p>
+    <w:p>
+      <w:pPr>
+        <w:pStyle w:val="ListParagraph"/>
+        <w:numPr>
+          <w:ilvl w:val="0"/>
+          <w:numId w:val="2"/>
+        </w:numPr>
+        <w:spacing w:after="60" w:line="280"/>
+      </w:pPr>
+      <w:r>
+        <w:rPr>
+          <w:rFonts w:ascii="PT Sans" w:cs="PT Sans" w:eastAsia="PT Sans" w:hAnsi="PT Sans"/>
+          <w:color w:val="2c2a29"/>
+          <w:sz w:val="22"/>
+          <w:szCs w:val="22"/>
+        </w:rPr>
+        <w:t xml:space="preserve">Сводный дашборд «План/факт» — по всем объектам сразу, состав виден до создания, полосы выполнения по единой шкале.</w:t>
+      </w:r>
+    </w:p>
+    <w:p>
+      <w:pPr>
+        <w:pStyle w:val="ListParagraph"/>
+        <w:numPr>
+          <w:ilvl w:val="0"/>
+          <w:numId w:val="2"/>
+        </w:numPr>
+        <w:spacing w:after="60" w:line="280"/>
+      </w:pPr>
+      <w:r>
+        <w:rPr>
+          <w:rFonts w:ascii="PT Sans" w:cs="PT Sans" w:eastAsia="PT Sans" w:hAnsi="PT Sans"/>
+          <w:color w:val="2c2a29"/>
+          <w:sz w:val="22"/>
+          <w:szCs w:val="22"/>
+        </w:rPr>
+        <w:t xml:space="preserve">Общая зона загрузки — файл кладут без выбора папки; знакомый бланк сам находит свою папку по отпечатку структуры, отчётная дата берётся из имени файла.</w:t>
+      </w:r>
+    </w:p>
+    <w:p>
+      <w:pPr>
+        <w:pStyle w:val="ListParagraph"/>
+        <w:numPr>
+          <w:ilvl w:val="0"/>
+          <w:numId w:val="2"/>
+        </w:numPr>
+        <w:spacing w:after="60" w:line="280"/>
+      </w:pPr>
+      <w:r>
+        <w:rPr>
+          <w:rFonts w:ascii="PT Sans" w:cs="PT Sans" w:eastAsia="PT Sans" w:hAnsi="PT Sans"/>
+          <w:color w:val="2c2a29"/>
+          <w:sz w:val="22"/>
+          <w:szCs w:val="22"/>
+        </w:rPr>
+        <w:t xml:space="preserve">Режим плотности «компактно/просторно» — настройка читателя, хранится в браузере; состав и порядок виджетов не меняются.</w:t>
+      </w:r>
+    </w:p>
+    <w:p>
+      <w:pPr>
+        <w:pStyle w:val="ListParagraph"/>
+        <w:numPr>
+          <w:ilvl w:val="0"/>
+          <w:numId w:val="2"/>
+        </w:numPr>
+        <w:spacing w:after="60" w:line="280"/>
+      </w:pPr>
+      <w:r>
+        <w:rPr>
+          <w:rFonts w:ascii="PT Sans" w:cs="PT Sans" w:eastAsia="PT Sans" w:hAnsi="PT Sans"/>
+          <w:color w:val="2c2a29"/>
+          <w:sz w:val="22"/>
+          <w:szCs w:val="22"/>
+        </w:rPr>
+        <w:t xml:space="preserve">Быстрый поиск Ctrl+K — дашборды, страницы и виджеты одним запросом из любого раздела, с учётом прав пользователя.</w:t>
+      </w:r>
+    </w:p>
+    <w:p>
+      <w:pPr>
+        <w:pStyle w:val="ListParagraph"/>
+        <w:numPr>
+          <w:ilvl w:val="0"/>
+          <w:numId w:val="2"/>
+        </w:numPr>
+        <w:spacing w:after="60" w:line="280"/>
+      </w:pPr>
+      <w:r>
+        <w:rPr>
+          <w:rFonts w:ascii="PT Sans" w:cs="PT Sans" w:eastAsia="PT Sans" w:hAnsi="PT Sans"/>
+          <w:color w:val="2c2a29"/>
+          <w:sz w:val="22"/>
+          <w:szCs w:val="22"/>
+        </w:rPr>
+        <w:t xml:space="preserve">Раздел пользователя — своя «Главная» (объявления, отчёты по объектам, что нового в данных), «Инструкции» с поиском и отметкой «новое», управляемые администратором.</w:t>
+      </w:r>
+    </w:p>
+    <w:p>
+      <w:pPr>
+        <w:pStyle w:val="ListParagraph"/>
+        <w:numPr>
+          <w:ilvl w:val="0"/>
+          <w:numId w:val="2"/>
+        </w:numPr>
+        <w:spacing w:after="60" w:line="280"/>
+      </w:pPr>
+      <w:r>
+        <w:rPr>
+          <w:rFonts w:ascii="PT Sans" w:cs="PT Sans" w:eastAsia="PT Sans" w:hAnsi="PT Sans"/>
+          <w:color w:val="2c2a29"/>
+          <w:sz w:val="22"/>
+          <w:szCs w:val="22"/>
+        </w:rPr>
+        <w:t xml:space="preserve">Ссылка на конкретное место (deep link) — адрес в браузере отражает открытый отчёт, страницу, период и строку; историю браузера ведут переходы между местами, а не каждое изменение фильтра.</w:t>
       </w:r>
     </w:p>
     <w:p>

--- a/docs/Паспорт_системы.docx
+++ b/docs/Паспорт_системы.docx
@@ -82,7 +82,7 @@
           <w:sz w:val="22"/>
           <w:szCs w:val="22"/>
         </w:rPr>
-        <w:t xml:space="preserve">Версия 1.2 · август 2026</w:t>
+        <w:t xml:space="preserve">Версия 1.3 · сентябрь 2026</w:t>
       </w:r>
     </w:p>
     <w:p>
@@ -96,7 +96,7 @@
           <w:sz w:val="22"/>
           <w:szCs w:val="22"/>
         </w:rPr>
-        <w:t xml:space="preserve">ГБУ «МФЦ ДНР» · первое внедрение · август 2026</w:t>
+        <w:t xml:space="preserve">ГБУ «МФЦ ДНР» · первое внедрение · сентябрь 2026</w:t>
       </w:r>
     </w:p>
     <w:p>
@@ -520,7 +520,7 @@
           <w:sz w:val="22"/>
           <w:szCs w:val="22"/>
         </w:rPr>
-        <w:t xml:space="preserve">21 тип виджетов: KPI, спидометр, план-факт, столбцы, линия, круговая, динамика, </w:t>
+        <w:t xml:space="preserve">26 типов виджетов: KPI, спидометр, план-факт, столбцы, линия, круговая, динамика, </w:t>
       </w:r>
       <w:r>
         <w:rPr>
@@ -560,7 +560,107 @@
           <w:sz w:val="22"/>
           <w:szCs w:val="22"/>
         </w:rPr>
-        <w:t xml:space="preserve"> (разные датасеты/файлы на одном графике), таблица, тепловая карта, сводная, воронка, «светофор», матрица «показатель × дата», карточка группы разрезов, текст, картинка.</w:t>
+        <w:t xml:space="preserve"> (разные датасеты/файлы на одном графике), таблица, тепловая карта, сводная, воронка, «светофор», матрица «показатель × дата», карточка группы разрезов, </w:t>
+      </w:r>
+      <w:r>
+        <w:rPr>
+          <w:rFonts w:ascii="PT Sans" w:cs="PT Sans" w:eastAsia="PT Sans" w:hAnsi="PT Sans"/>
+          <w:b/>
+          <w:bCs/>
+          <w:color w:val="2c2a29"/>
+          <w:sz w:val="22"/>
+          <w:szCs w:val="22"/>
+        </w:rPr>
+        <w:t xml:space="preserve">ранжированный список</w:t>
+      </w:r>
+      <w:r>
+        <w:rPr>
+          <w:rFonts w:ascii="PT Sans" w:cs="PT Sans" w:eastAsia="PT Sans" w:hAnsi="PT Sans"/>
+          <w:color w:val="2c2a29"/>
+          <w:sz w:val="22"/>
+          <w:szCs w:val="22"/>
+        </w:rPr>
+        <w:t xml:space="preserve">, </w:t>
+      </w:r>
+      <w:r>
+        <w:rPr>
+          <w:rFonts w:ascii="PT Sans" w:cs="PT Sans" w:eastAsia="PT Sans" w:hAnsi="PT Sans"/>
+          <w:b/>
+          <w:bCs/>
+          <w:color w:val="2c2a29"/>
+          <w:sz w:val="22"/>
+          <w:szCs w:val="22"/>
+        </w:rPr>
+        <w:t xml:space="preserve">полосы «план и факт»</w:t>
+      </w:r>
+      <w:r>
+        <w:rPr>
+          <w:rFonts w:ascii="PT Sans" w:cs="PT Sans" w:eastAsia="PT Sans" w:hAnsi="PT Sans"/>
+          <w:color w:val="2c2a29"/>
+          <w:sz w:val="22"/>
+          <w:szCs w:val="22"/>
+        </w:rPr>
+        <w:t xml:space="preserve">, </w:t>
+      </w:r>
+      <w:r>
+        <w:rPr>
+          <w:rFonts w:ascii="PT Sans" w:cs="PT Sans" w:eastAsia="PT Sans" w:hAnsi="PT Sans"/>
+          <w:b/>
+          <w:bCs/>
+          <w:color w:val="2c2a29"/>
+          <w:sz w:val="22"/>
+          <w:szCs w:val="22"/>
+        </w:rPr>
+        <w:t xml:space="preserve">термометр к сроку</w:t>
+      </w:r>
+      <w:r>
+        <w:rPr>
+          <w:rFonts w:ascii="PT Sans" w:cs="PT Sans" w:eastAsia="PT Sans" w:hAnsi="PT Sans"/>
+          <w:color w:val="2c2a29"/>
+          <w:sz w:val="22"/>
+          <w:szCs w:val="22"/>
+        </w:rPr>
+        <w:t xml:space="preserve">, </w:t>
+      </w:r>
+      <w:r>
+        <w:rPr>
+          <w:rFonts w:ascii="PT Sans" w:cs="PT Sans" w:eastAsia="PT Sans" w:hAnsi="PT Sans"/>
+          <w:b/>
+          <w:bCs/>
+          <w:color w:val="2c2a29"/>
+          <w:sz w:val="22"/>
+          <w:szCs w:val="22"/>
+        </w:rPr>
+        <w:t xml:space="preserve">строки с мини-графиками</w:t>
+      </w:r>
+      <w:r>
+        <w:rPr>
+          <w:rFonts w:ascii="PT Sans" w:cs="PT Sans" w:eastAsia="PT Sans" w:hAnsi="PT Sans"/>
+          <w:color w:val="2c2a29"/>
+          <w:sz w:val="22"/>
+          <w:szCs w:val="22"/>
+        </w:rPr>
+        <w:t xml:space="preserve">, </w:t>
+      </w:r>
+      <w:r>
+        <w:rPr>
+          <w:rFonts w:ascii="PT Sans" w:cs="PT Sans" w:eastAsia="PT Sans" w:hAnsi="PT Sans"/>
+          <w:b/>
+          <w:bCs/>
+          <w:color w:val="2c2a29"/>
+          <w:sz w:val="22"/>
+          <w:szCs w:val="22"/>
+        </w:rPr>
+        <w:t xml:space="preserve">показатели списком</w:t>
+      </w:r>
+      <w:r>
+        <w:rPr>
+          <w:rFonts w:ascii="PT Sans" w:cs="PT Sans" w:eastAsia="PT Sans" w:hAnsi="PT Sans"/>
+          <w:color w:val="2c2a29"/>
+          <w:sz w:val="22"/>
+          <w:szCs w:val="22"/>
+        </w:rPr>
+        <w:t xml:space="preserve">, текст, картинка.</w:t>
       </w:r>
     </w:p>
     <w:p>
@@ -2035,7 +2135,7 @@
           <w:sz w:val="22"/>
           <w:szCs w:val="22"/>
         </w:rPr>
-        <w:t xml:space="preserve">Автотесты: 93 бэкенд</w:t>
+        <w:t xml:space="preserve">Автотесты: 686 бэкенд</w:t>
       </w:r>
       <w:r>
         <w:rPr>
@@ -2055,16 +2155,16 @@
           <w:sz w:val="22"/>
           <w:szCs w:val="22"/>
         </w:rPr>
-        <w:t xml:space="preserve">18 фронтенд</w:t>
-      </w:r>
-      <w:r>
-        <w:rPr>
-          <w:rFonts w:ascii="PT Sans" w:cs="PT Sans" w:eastAsia="PT Sans" w:hAnsi="PT Sans"/>
-          <w:color w:val="2c2a29"/>
-          <w:sz w:val="22"/>
-          <w:szCs w:val="22"/>
-        </w:rPr>
-        <w:t xml:space="preserve"> (vitest); TypeScript строгий (tsc 0 ошибок).</w:t>
+        <w:t xml:space="preserve">96 фронтенд</w:t>
+      </w:r>
+      <w:r>
+        <w:rPr>
+          <w:rFonts w:ascii="PT Sans" w:cs="PT Sans" w:eastAsia="PT Sans" w:hAnsi="PT Sans"/>
+          <w:color w:val="2c2a29"/>
+          <w:sz w:val="22"/>
+          <w:szCs w:val="22"/>
+        </w:rPr>
+        <w:t xml:space="preserve"> (vitest); TypeScript строгий (tsc 0 ошибок), ruff и mypy без замечаний.</w:t>
       </w:r>
     </w:p>
     <w:p>
@@ -2941,6 +3041,158 @@
           <w:szCs w:val="22"/>
         </w:rPr>
         <w:t xml:space="preserve">Ссылка на конкретное место (deep link) — адрес в браузере отражает открытый отчёт, страницу, период и строку; историю браузера ведут переходы между местами, а не каждое изменение фильтра.</w:t>
+      </w:r>
+    </w:p>
+    <w:p>
+      <w:pPr>
+        <w:pStyle w:val="ListParagraph"/>
+        <w:numPr>
+          <w:ilvl w:val="0"/>
+          <w:numId w:val="2"/>
+        </w:numPr>
+        <w:spacing w:after="60" w:line="280"/>
+      </w:pPr>
+      <w:r>
+        <w:rPr>
+          <w:rFonts w:ascii="PT Sans" w:cs="PT Sans" w:eastAsia="PT Sans" w:hAnsi="PT Sans"/>
+          <w:color w:val="2c2a29"/>
+          <w:sz w:val="22"/>
+          <w:szCs w:val="22"/>
+        </w:rPr>
+        <w:t xml:space="preserve">Раздел «Статистика услуг ДНР» — сводка по 12 ведомствам и 63 отделениям: приём и выдача, конверсия, охват перечня услуг, сравнение ведомств между собой, услуги, не оказываемые нигде, и пробелы «есть у соседей, а здесь нет». Отказ оказывать услугу и незаполненная графа считаются РАЗДЕЛЬНО.</w:t>
+      </w:r>
+    </w:p>
+    <w:p>
+      <w:pPr>
+        <w:pStyle w:val="ListParagraph"/>
+        <w:numPr>
+          <w:ilvl w:val="0"/>
+          <w:numId w:val="2"/>
+        </w:numPr>
+        <w:spacing w:after="60" w:line="280"/>
+      </w:pPr>
+      <w:r>
+        <w:rPr>
+          <w:rFonts w:ascii="PT Sans" w:cs="PT Sans" w:eastAsia="PT Sans" w:hAnsi="PT Sans"/>
+          <w:color w:val="2c2a29"/>
+          <w:sz w:val="22"/>
+          <w:szCs w:val="22"/>
+        </w:rPr>
+        <w:t xml:space="preserve">Лестница уровней — иерархия, распознанная по именам граф и подтверждённая человеком; спуск по ветке пересчитывает всю страницу, виджет вне ветки честно молчит, а отдельная страница «Разбор по ступеням» собрана из видов, которые спуск переживают.</w:t>
+      </w:r>
+    </w:p>
+    <w:p>
+      <w:pPr>
+        <w:pStyle w:val="ListParagraph"/>
+        <w:numPr>
+          <w:ilvl w:val="0"/>
+          <w:numId w:val="2"/>
+        </w:numPr>
+        <w:spacing w:after="60" w:line="280"/>
+      </w:pPr>
+      <w:r>
+        <w:rPr>
+          <w:rFonts w:ascii="PT Sans" w:cs="PT Sans" w:eastAsia="PT Sans" w:hAnsi="PT Sans"/>
+          <w:color w:val="2c2a29"/>
+          <w:sz w:val="22"/>
+          <w:szCs w:val="22"/>
+        </w:rPr>
+        <w:t xml:space="preserve">26 типов виджетов: добавлены ранжированный список, полосы «план и факт», термометр к сроку, строки с мини-графиками и показатели списком (графы формы строками).</w:t>
+      </w:r>
+    </w:p>
+    <w:p>
+      <w:pPr>
+        <w:pStyle w:val="ListParagraph"/>
+        <w:numPr>
+          <w:ilvl w:val="0"/>
+          <w:numId w:val="2"/>
+        </w:numPr>
+        <w:spacing w:after="60" w:line="280"/>
+      </w:pPr>
+      <w:r>
+        <w:rPr>
+          <w:rFonts w:ascii="PT Sans" w:cs="PT Sans" w:eastAsia="PT Sans" w:hAnsi="PT Sans"/>
+          <w:color w:val="2c2a29"/>
+          <w:sz w:val="22"/>
+          <w:szCs w:val="22"/>
+        </w:rPr>
+        <w:t xml:space="preserve">Девять проверок качества данных — от «строки перенесены из прошлой недели» и «все показатели умножены на один коэффициент» до сверки итоговой строки и итоговой графы с суммой составляющих. Правила советуют, а не запрещают: выпуск обратим.</w:t>
+      </w:r>
+    </w:p>
+    <w:p>
+      <w:pPr>
+        <w:pStyle w:val="ListParagraph"/>
+        <w:numPr>
+          <w:ilvl w:val="0"/>
+          <w:numId w:val="2"/>
+        </w:numPr>
+        <w:spacing w:after="60" w:line="280"/>
+      </w:pPr>
+      <w:r>
+        <w:rPr>
+          <w:rFonts w:ascii="PT Sans" w:cs="PT Sans" w:eastAsia="PT Sans" w:hAnsi="PT Sans"/>
+          <w:color w:val="2c2a29"/>
+          <w:sz w:val="22"/>
+          <w:szCs w:val="22"/>
+        </w:rPr>
+        <w:t xml:space="preserve">Меню «Быстрый доступ» — короткие названия нужных отчётов; недоступный пункт не показывается вовсе, а не отключается.</w:t>
+      </w:r>
+    </w:p>
+    <w:p>
+      <w:pPr>
+        <w:pStyle w:val="ListParagraph"/>
+        <w:numPr>
+          <w:ilvl w:val="0"/>
+          <w:numId w:val="2"/>
+        </w:numPr>
+        <w:spacing w:after="60" w:line="280"/>
+      </w:pPr>
+      <w:r>
+        <w:rPr>
+          <w:rFonts w:ascii="PT Sans" w:cs="PT Sans" w:eastAsia="PT Sans" w:hAnsi="PT Sans"/>
+          <w:color w:val="2c2a29"/>
+          <w:sz w:val="22"/>
+          <w:szCs w:val="22"/>
+        </w:rPr>
+        <w:t xml:space="preserve">Общая зона загрузки со списком узнаваемых форм — видно, какие бланки система разложит сама и в какую папку они попадут.</w:t>
+      </w:r>
+    </w:p>
+    <w:p>
+      <w:pPr>
+        <w:pStyle w:val="ListParagraph"/>
+        <w:numPr>
+          <w:ilvl w:val="0"/>
+          <w:numId w:val="2"/>
+        </w:numPr>
+        <w:spacing w:after="60" w:line="280"/>
+      </w:pPr>
+      <w:r>
+        <w:rPr>
+          <w:rFonts w:ascii="PT Sans" w:cs="PT Sans" w:eastAsia="PT Sans" w:hAnsi="PT Sans"/>
+          <w:color w:val="2c2a29"/>
+          <w:sz w:val="22"/>
+          <w:szCs w:val="22"/>
+        </w:rPr>
+        <w:t xml:space="preserve">Свод не складывается со своими частями — правило вынесено в один модуль и действует в сводной таблице, месячных сравнениях и авто-сборке; доли усредняются, а не суммируются.</w:t>
+      </w:r>
+    </w:p>
+    <w:p>
+      <w:pPr>
+        <w:pStyle w:val="ListParagraph"/>
+        <w:numPr>
+          <w:ilvl w:val="0"/>
+          <w:numId w:val="2"/>
+        </w:numPr>
+        <w:spacing w:after="60" w:line="280"/>
+      </w:pPr>
+      <w:r>
+        <w:rPr>
+          <w:rFonts w:ascii="PT Sans" w:cs="PT Sans" w:eastAsia="PT Sans" w:hAnsi="PT Sans"/>
+          <w:color w:val="2c2a29"/>
+          <w:sz w:val="22"/>
+          <w:szCs w:val="22"/>
+        </w:rPr>
+        <w:t xml:space="preserve">Обрезка нигде не молчит: виджет называет числом, сколько строк и показателей он не показал и почему.</w:t>
       </w:r>
     </w:p>
     <w:p>
